--- a/backend/static/Pillar_2_Affiliate_Marketing.docx
+++ b/backend/static/Pillar_2_Affiliate_Marketing.docx
@@ -2,140 +2,55 @@
 <file path=word/document.xml><?xml version="1.0" encoding="utf-8"?>
 <w:document xmlns:wpc="http://schemas.microsoft.com/office/word/2010/wordprocessingCanvas" xmlns:mo="http://schemas.microsoft.com/office/mac/office/2008/main" xmlns:mc="http://schemas.openxmlformats.org/markup-compatibility/2006" xmlns:mv="urn:schemas-microsoft-com:mac:vml" xmlns:o="urn:schemas-microsoft-com:office:office" xmlns:r="http://schemas.openxmlformats.org/officeDocument/2006/relationships" xmlns:m="http://schemas.openxmlformats.org/officeDocument/2006/math" xmlns:v="urn:schemas-microsoft-com:vml" xmlns:wp14="http://schemas.microsoft.com/office/word/2010/wordprocessingDrawing" xmlns:wp="http://schemas.openxmlformats.org/drawingml/2006/wordprocessingDrawing" xmlns:w10="urn:schemas-microsoft-com:office:word" xmlns:w="http://schemas.openxmlformats.org/wordprocessingml/2006/main" xmlns:w14="http://schemas.microsoft.com/office/word/2010/wordml" xmlns:wpg="http://schemas.microsoft.com/office/word/2010/wordprocessingGroup" xmlns:wpi="http://schemas.microsoft.com/office/word/2010/wordprocessingInk" xmlns:wne="http://schemas.microsoft.com/office/word/2006/wordml" xmlns:wps="http://schemas.microsoft.com/office/word/2010/wordprocessingShape" mc:Ignorable="w14 wp14">
   <w:body>
-    <w:p/>
-    <w:p/>
-    <w:p/>
     <w:p>
       <w:pPr>
-        <w:spacing w:after="440"/>
-        <w:jc w:val="center"/>
-        <w:pBdr>
-          <w:bottom w:val="single" w:sz="6" w:space="1" w:color="4C1D95"/>
-        </w:pBdr>
-      </w:pPr>
-    </w:p>
-    <w:p>
-      <w:pPr>
-        <w:spacing w:after="80"/>
+        <w:spacing w:before="0" w:after="0" w:line="240" w:lineRule="auto"/>
         <w:jc w:val="center"/>
       </w:pPr>
       <w:r>
-        <w:rPr>
-          <w:rFonts w:ascii="Montserrat" w:hAnsi="Montserrat" w:cs="Montserrat" w:eastAsia="Montserrat"/>
-          <w:b/>
-          <w:color w:val="DB2777"/>
-          <w:sz w:val="20"/>
-        </w:rPr>
-        <w:t>M O N E Y R U L E S   S E R I E S</w:t>
+        <w:drawing>
+          <wp:inline xmlns:a="http://schemas.openxmlformats.org/drawingml/2006/main" xmlns:pic="http://schemas.openxmlformats.org/drawingml/2006/picture">
+            <wp:extent cx="7772400" cy="10028224"/>
+            <wp:docPr id="1" name="Picture 1"/>
+            <wp:cNvGraphicFramePr>
+              <a:graphicFrameLocks noChangeAspect="1"/>
+            </wp:cNvGraphicFramePr>
+            <a:graphic>
+              <a:graphicData uri="http://schemas.openxmlformats.org/drawingml/2006/picture">
+                <pic:pic>
+                  <pic:nvPicPr>
+                    <pic:cNvPr id="0" name="pillar2_cover.png"/>
+                    <pic:cNvPicPr/>
+                  </pic:nvPicPr>
+                  <pic:blipFill>
+                    <a:blip r:embed="rId9"/>
+                    <a:stretch>
+                      <a:fillRect/>
+                    </a:stretch>
+                  </pic:blipFill>
+                  <pic:spPr>
+                    <a:xfrm>
+                      <a:off x="0" y="0"/>
+                      <a:ext cx="7772400" cy="10028224"/>
+                    </a:xfrm>
+                    <a:prstGeom prst="rect"/>
+                  </pic:spPr>
+                </pic:pic>
+              </a:graphicData>
+            </a:graphic>
+          </wp:inline>
+        </w:drawing>
       </w:r>
     </w:p>
     <w:p>
       <w:pPr>
-        <w:spacing w:after="160"/>
-        <w:jc w:val="center"/>
+        <w:sectPr>
+          <w:pgSz w:w="12240" w:h="15840"/>
+          <w:pgMar w:top="0" w:right="0" w:bottom="0" w:left="0" w:header="0" w:footer="0" w:gutter="0"/>
+          <w:cols w:space="720"/>
+          <w:docGrid w:linePitch="360"/>
+        </w:sectPr>
       </w:pPr>
-      <w:r>
-        <w:rPr>
-          <w:rFonts w:ascii="Montserrat" w:hAnsi="Montserrat" w:cs="Montserrat" w:eastAsia="Montserrat"/>
-          <w:b/>
-          <w:color w:val="4C1D95"/>
-          <w:sz w:val="68"/>
-        </w:rPr>
-        <w:t>Affiliate Marketing</w:t>
-      </w:r>
-    </w:p>
-    <w:p>
-      <w:pPr>
-        <w:spacing w:after="120"/>
-        <w:jc w:val="center"/>
-      </w:pPr>
-      <w:r>
-        <w:rPr>
-          <w:rFonts w:ascii="Montserrat" w:hAnsi="Montserrat" w:cs="Montserrat" w:eastAsia="Montserrat"/>
-          <w:i/>
-          <w:color w:val="EC4899"/>
-          <w:sz w:val="30"/>
-        </w:rPr>
-        <w:t>PILLAR 2</w:t>
-      </w:r>
-    </w:p>
-    <w:p/>
-    <w:p>
-      <w:pPr>
-        <w:spacing w:after="80"/>
-        <w:jc w:val="center"/>
-      </w:pPr>
-      <w:r>
-        <w:rPr>
-          <w:rFonts w:ascii="Montserrat" w:hAnsi="Montserrat" w:cs="Montserrat" w:eastAsia="Montserrat"/>
-          <w:i/>
-          <w:color w:val="64748B"/>
-          <w:sz w:val="21"/>
-        </w:rPr>
-        <w:t>Building Your First Passive Income Stream</w:t>
-        <w:br/>
-        <w:t>IncomeOnline Learning Series — Guide 2 of 20</w:t>
-      </w:r>
-    </w:p>
-    <w:p>
-      <w:pPr>
-        <w:jc w:val="center"/>
-        <w:pBdr>
-          <w:top w:val="single" w:sz="6" w:space="1" w:color="4C1D95"/>
-        </w:pBdr>
-      </w:pPr>
-    </w:p>
-    <w:p/>
-    <w:p/>
-    <w:p/>
-    <w:p/>
-    <w:p>
-      <w:pPr>
-        <w:spacing w:after="40"/>
-        <w:jc w:val="center"/>
-      </w:pPr>
-      <w:r>
-        <w:rPr>
-          <w:rFonts w:ascii="Montserrat" w:hAnsi="Montserrat" w:cs="Montserrat" w:eastAsia="Montserrat"/>
-          <w:i/>
-          <w:color w:val="64748B"/>
-          <w:sz w:val="18"/>
-        </w:rPr>
-        <w:t>Brought to you by</w:t>
-      </w:r>
-    </w:p>
-    <w:p>
-      <w:pPr>
-        <w:spacing w:after="40"/>
-        <w:jc w:val="center"/>
-      </w:pPr>
-      <w:r>
-        <w:rPr>
-          <w:rFonts w:ascii="Montserrat" w:hAnsi="Montserrat" w:cs="Montserrat" w:eastAsia="Montserrat"/>
-          <w:b/>
-          <w:color w:val="4C1D95"/>
-          <w:sz w:val="30"/>
-        </w:rPr>
-        <w:t>Income Online</w:t>
-      </w:r>
-    </w:p>
-    <w:p>
-      <w:pPr>
-        <w:jc w:val="center"/>
-      </w:pPr>
-      <w:r>
-        <w:rPr>
-          <w:rFonts w:ascii="Montserrat" w:hAnsi="Montserrat" w:cs="Montserrat" w:eastAsia="Montserrat"/>
-          <w:color w:val="DB2777"/>
-          <w:sz w:val="18"/>
-        </w:rPr>
-        <w:t>www.incomeonline.info</w:t>
-      </w:r>
-    </w:p>
-    <w:p>
-      <w:r>
-        <w:br w:type="page"/>
-      </w:r>
     </w:p>
     <w:tbl>
       <w:tblPr>
@@ -1721,12 +1636,11 @@
       </w:r>
     </w:p>
     <w:sectPr>
-      <w:headerReference w:type="default" r:id="rId9"/>
-      <w:footerReference w:type="default" r:id="rId10"/>
+      <w:headerReference w:type="default" r:id="rId10"/>
+      <w:footerReference w:type="default" r:id="rId11"/>
       <w:pgSz w:w="12240" w:h="15840"/>
-      <w:pgMar w:top="1474" w:right="1474" w:bottom="1304" w:left="1474" w:header="720" w:footer="720" w:gutter="0"/>
+      <w:pgMar w:top="1474" w:right="1474" w:bottom="1304" w:left="1474" w:header="0" w:footer="0" w:gutter="0"/>
       <w:cols w:space="720"/>
-      <w:titlePg/>
       <w:docGrid w:linePitch="360"/>
       <w:pgBorders w:offsetFrom="page">
         <w:top w:val="thinThickSmallGap" w:sz="30" w:space="20" w:color="4C1D95"/>
